--- a/2122110476_VuVanTung_ASP.NET.docx
+++ b/2122110476_VuVanTung_ASP.NET.docx
@@ -3385,6 +3385,264 @@
         <w:t>[5] Postman Learning Center, API testing fundamentals.</w:t>
       </w:r>
     </w:p>
+    <w:p>
+      <w:r>
+        <w:br w:type="page"/>
+      </w:r>
+    </w:p>
+    <w:p>
+      <w:pPr>
+        <w:pStyle w:val="Heading1"/>
+      </w:pPr>
+      <w:r>
+        <w:t>PHỤ LỤC: GIAO DIỆN WEB VÀ CHỨC NĂNG</w:t>
+      </w:r>
+    </w:p>
+    <w:p>
+      <w:pPr>
+        <w:pStyle w:val="Heading2"/>
+      </w:pPr>
+      <w:r>
+        <w:t>Quản lý sản phẩm</w:t>
+      </w:r>
+    </w:p>
+    <w:p>
+      <w:r>
+        <w:t>Trang này cho phép quản lý danh sách sản phẩm điện thoại và phụ kiện. Người dùng có thể tìm kiếm, thêm mới, chỉnh sửa và xóa sản phẩm. Dữ liệu bao gồm mã, tên, thương hiệu, giá bán, giá gốc và danh mục.</w:t>
+      </w:r>
+    </w:p>
+    <w:p>
+      <w:r>
+        <w:drawing>
+          <wp:inline xmlns:a="http://schemas.openxmlformats.org/drawingml/2006/main" xmlns:pic="http://schemas.openxmlformats.org/drawingml/2006/picture">
+            <wp:extent cx="5029200" cy="2864087"/>
+            <wp:docPr id="2" name="Picture 2"/>
+            <wp:cNvGraphicFramePr>
+              <a:graphicFrameLocks noChangeAspect="1"/>
+            </wp:cNvGraphicFramePr>
+            <a:graphic>
+              <a:graphicData uri="http://schemas.openxmlformats.org/drawingml/2006/picture">
+                <pic:pic>
+                  <pic:nvPicPr>
+                    <pic:cNvPr id="0" name="Ảnh chụp màn hình 2026-04-23 102700.png"/>
+                    <pic:cNvPicPr/>
+                  </pic:nvPicPr>
+                  <pic:blipFill>
+                    <a:blip r:embed="rId11"/>
+                    <a:stretch>
+                      <a:fillRect/>
+                    </a:stretch>
+                  </pic:blipFill>
+                  <pic:spPr>
+                    <a:xfrm>
+                      <a:off x="0" y="0"/>
+                      <a:ext cx="5029200" cy="2864087"/>
+                    </a:xfrm>
+                    <a:prstGeom prst="rect"/>
+                  </pic:spPr>
+                </pic:pic>
+              </a:graphicData>
+            </a:graphic>
+          </wp:inline>
+        </w:drawing>
+      </w:r>
+    </w:p>
+    <w:p>
+      <w:pPr>
+        <w:pStyle w:val="Heading2"/>
+      </w:pPr>
+      <w:r>
+        <w:t>Quản lý kho</w:t>
+      </w:r>
+    </w:p>
+    <w:p>
+      <w:r>
+        <w:t>Chức năng quản lý kho cho phép tạo và quản lý các kho hàng. Người dùng có thể thêm, sửa hoặc xóa kho, bao gồm thông tin mã kho, tên kho và địa chỉ.</w:t>
+      </w:r>
+    </w:p>
+    <w:p>
+      <w:r>
+        <w:drawing>
+          <wp:inline xmlns:a="http://schemas.openxmlformats.org/drawingml/2006/main" xmlns:pic="http://schemas.openxmlformats.org/drawingml/2006/picture">
+            <wp:extent cx="5029200" cy="1548750"/>
+            <wp:docPr id="3" name="Picture 3"/>
+            <wp:cNvGraphicFramePr>
+              <a:graphicFrameLocks noChangeAspect="1"/>
+            </wp:cNvGraphicFramePr>
+            <a:graphic>
+              <a:graphicData uri="http://schemas.openxmlformats.org/drawingml/2006/picture">
+                <pic:pic>
+                  <pic:nvPicPr>
+                    <pic:cNvPr id="0" name="Ảnh chụp màn hình 2026-04-23 102707.png"/>
+                    <pic:cNvPicPr/>
+                  </pic:nvPicPr>
+                  <pic:blipFill>
+                    <a:blip r:embed="rId12"/>
+                    <a:stretch>
+                      <a:fillRect/>
+                    </a:stretch>
+                  </pic:blipFill>
+                  <pic:spPr>
+                    <a:xfrm>
+                      <a:off x="0" y="0"/>
+                      <a:ext cx="5029200" cy="1548750"/>
+                    </a:xfrm>
+                    <a:prstGeom prst="rect"/>
+                  </pic:spPr>
+                </pic:pic>
+              </a:graphicData>
+            </a:graphic>
+          </wp:inline>
+        </w:drawing>
+      </w:r>
+    </w:p>
+    <w:p>
+      <w:pPr>
+        <w:pStyle w:val="Heading2"/>
+      </w:pPr>
+      <w:r>
+        <w:t>Quản lý tồn kho</w:t>
+      </w:r>
+    </w:p>
+    <w:p>
+      <w:r>
+        <w:t>Trang tồn kho hiển thị số lượng sản phẩm tại từng kho. Cho phép theo dõi và cập nhật số lượng tồn kho theo thời gian thực.</w:t>
+      </w:r>
+    </w:p>
+    <w:p>
+      <w:r>
+        <w:drawing>
+          <wp:inline xmlns:a="http://schemas.openxmlformats.org/drawingml/2006/main" xmlns:pic="http://schemas.openxmlformats.org/drawingml/2006/picture">
+            <wp:extent cx="5029200" cy="1622434"/>
+            <wp:docPr id="4" name="Picture 4"/>
+            <wp:cNvGraphicFramePr>
+              <a:graphicFrameLocks noChangeAspect="1"/>
+            </wp:cNvGraphicFramePr>
+            <a:graphic>
+              <a:graphicData uri="http://schemas.openxmlformats.org/drawingml/2006/picture">
+                <pic:pic>
+                  <pic:nvPicPr>
+                    <pic:cNvPr id="0" name="Ảnh chụp màn hình 2026-04-23 102716.png"/>
+                    <pic:cNvPicPr/>
+                  </pic:nvPicPr>
+                  <pic:blipFill>
+                    <a:blip r:embed="rId13"/>
+                    <a:stretch>
+                      <a:fillRect/>
+                    </a:stretch>
+                  </pic:blipFill>
+                  <pic:spPr>
+                    <a:xfrm>
+                      <a:off x="0" y="0"/>
+                      <a:ext cx="5029200" cy="1622434"/>
+                    </a:xfrm>
+                    <a:prstGeom prst="rect"/>
+                  </pic:spPr>
+                </pic:pic>
+              </a:graphicData>
+            </a:graphic>
+          </wp:inline>
+        </w:drawing>
+      </w:r>
+    </w:p>
+    <w:p>
+      <w:pPr>
+        <w:pStyle w:val="Heading2"/>
+      </w:pPr>
+      <w:r>
+        <w:t>Quản lý đại lý</w:t>
+      </w:r>
+    </w:p>
+    <w:p>
+      <w:r>
+        <w:t>Chức năng quản lý đại lý cho phép lưu trữ thông tin đối tác nhập và xuất hàng. Bao gồm tên, loại đại lý, liên hệ và địa chỉ.</w:t>
+      </w:r>
+    </w:p>
+    <w:p>
+      <w:r>
+        <w:drawing>
+          <wp:inline xmlns:a="http://schemas.openxmlformats.org/drawingml/2006/main" xmlns:pic="http://schemas.openxmlformats.org/drawingml/2006/picture">
+            <wp:extent cx="5029200" cy="2415519"/>
+            <wp:docPr id="5" name="Picture 5"/>
+            <wp:cNvGraphicFramePr>
+              <a:graphicFrameLocks noChangeAspect="1"/>
+            </wp:cNvGraphicFramePr>
+            <a:graphic>
+              <a:graphicData uri="http://schemas.openxmlformats.org/drawingml/2006/picture">
+                <pic:pic>
+                  <pic:nvPicPr>
+                    <pic:cNvPr id="0" name="Ảnh chụp màn hình 2026-04-23 102724.png"/>
+                    <pic:cNvPicPr/>
+                  </pic:nvPicPr>
+                  <pic:blipFill>
+                    <a:blip r:embed="rId14"/>
+                    <a:stretch>
+                      <a:fillRect/>
+                    </a:stretch>
+                  </pic:blipFill>
+                  <pic:spPr>
+                    <a:xfrm>
+                      <a:off x="0" y="0"/>
+                      <a:ext cx="5029200" cy="2415519"/>
+                    </a:xfrm>
+                    <a:prstGeom prst="rect"/>
+                  </pic:spPr>
+                </pic:pic>
+              </a:graphicData>
+            </a:graphic>
+          </wp:inline>
+        </w:drawing>
+      </w:r>
+    </w:p>
+    <w:p>
+      <w:pPr>
+        <w:pStyle w:val="Heading2"/>
+      </w:pPr>
+      <w:r>
+        <w:t>Quản lý phiếu nhập xuất</w:t>
+      </w:r>
+    </w:p>
+    <w:p>
+      <w:r>
+        <w:t>Trang phiếu nhập xuất cho phép tạo và theo dõi các giao dịch nhập và xuất kho. Khi tạo phiếu, hệ thống tự động cập nhật tồn kho.</w:t>
+      </w:r>
+    </w:p>
+    <w:p>
+      <w:r>
+        <w:drawing>
+          <wp:inline xmlns:a="http://schemas.openxmlformats.org/drawingml/2006/main" xmlns:pic="http://schemas.openxmlformats.org/drawingml/2006/picture">
+            <wp:extent cx="5029200" cy="1607445"/>
+            <wp:docPr id="6" name="Picture 6"/>
+            <wp:cNvGraphicFramePr>
+              <a:graphicFrameLocks noChangeAspect="1"/>
+            </wp:cNvGraphicFramePr>
+            <a:graphic>
+              <a:graphicData uri="http://schemas.openxmlformats.org/drawingml/2006/picture">
+                <pic:pic>
+                  <pic:nvPicPr>
+                    <pic:cNvPr id="0" name="Ảnh chụp màn hình 2026-04-23 102729.png"/>
+                    <pic:cNvPicPr/>
+                  </pic:nvPicPr>
+                  <pic:blipFill>
+                    <a:blip r:embed="rId15"/>
+                    <a:stretch>
+                      <a:fillRect/>
+                    </a:stretch>
+                  </pic:blipFill>
+                  <pic:spPr>
+                    <a:xfrm>
+                      <a:off x="0" y="0"/>
+                      <a:ext cx="5029200" cy="1607445"/>
+                    </a:xfrm>
+                    <a:prstGeom prst="rect"/>
+                  </pic:spPr>
+                </pic:pic>
+              </a:graphicData>
+            </a:graphic>
+          </wp:inline>
+        </w:drawing>
+      </w:r>
+    </w:p>
     <w:sectPr>
       <w:pgSz w:w="11906" w:h="16838"/>
       <w:pgMar w:top="1417" w:right="1417" w:bottom="1417" w:left="1701" w:header="720" w:footer="720" w:gutter="0"/>
